--- a/data/employees/EMP096/AST-EMP096-03.docx
+++ b/data/employees/EMP096/AST-EMP096-03.docx
@@ -7,10 +7,7 @@
         <w:pStyle w:val="Heading1"/>
       </w:pPr>
       <w:r>
-        <w:rPr>
-          <w:sz w:val="36"/>
-        </w:rPr>
-        <w:t>Design specification - EMP096</w:t>
+        <w:t>Ast Emp096 03 - EMP096</w:t>
       </w:r>
     </w:p>
     <w:p>
@@ -18,130 +15,32 @@
         <w:pStyle w:val="Heading2"/>
       </w:pPr>
       <w:r>
-        <w:t>Document Metadata</w:t>
-      </w:r>
-    </w:p>
-    <w:tbl>
-      <w:tblPr>
-        <w:tblStyle w:val="TableGrid"/>
-        <w:tblW w:type="auto" w:w="0"/>
-        <w:tblLook w:firstColumn="1" w:firstRow="1" w:lastColumn="0" w:lastRow="0" w:noHBand="0" w:noVBand="1" w:val="04A0"/>
-      </w:tblPr>
-      <w:tblGrid>
-        <w:gridCol w:w="4320"/>
-        <w:gridCol w:w="4320"/>
-      </w:tblGrid>
-      <w:tr>
-        <w:tc>
-          <w:tcPr>
-            <w:tcW w:type="dxa" w:w="4320"/>
-          </w:tcPr>
-          <w:p>
-            <w:r>
-              <w:t>Author</w:t>
-            </w:r>
-          </w:p>
-        </w:tc>
-        <w:tc>
-          <w:tcPr>
-            <w:tcW w:type="dxa" w:w="4320"/>
-          </w:tcPr>
-          <w:p>
-            <w:r>
-              <w:t>Avery Wilson</w:t>
-            </w:r>
-          </w:p>
-        </w:tc>
-      </w:tr>
-      <w:tr>
-        <w:tc>
-          <w:tcPr>
-            <w:tcW w:type="dxa" w:w="4320"/>
-          </w:tcPr>
-          <w:p>
-            <w:r>
-              <w:t>Role / Department</w:t>
-            </w:r>
-          </w:p>
-        </w:tc>
-        <w:tc>
-          <w:tcPr>
-            <w:tcW w:type="dxa" w:w="4320"/>
-          </w:tcPr>
-          <w:p>
-            <w:r>
-              <w:t>Engineer | Engineering</w:t>
-            </w:r>
-          </w:p>
-        </w:tc>
-      </w:tr>
-      <w:tr>
-        <w:tc>
-          <w:tcPr>
-            <w:tcW w:type="dxa" w:w="4320"/>
-          </w:tcPr>
-          <w:p>
-            <w:r>
-              <w:t>Location</w:t>
-            </w:r>
-          </w:p>
-        </w:tc>
-        <w:tc>
-          <w:tcPr>
-            <w:tcW w:type="dxa" w:w="4320"/>
-          </w:tcPr>
-          <w:p>
-            <w:r>
-              <w:t>Hsinchu</w:t>
-            </w:r>
-          </w:p>
-        </w:tc>
-      </w:tr>
-      <w:tr>
-        <w:tc>
-          <w:tcPr>
-            <w:tcW w:type="dxa" w:w="4320"/>
-          </w:tcPr>
-          <w:p>
-            <w:r>
-              <w:t>Last Modified</w:t>
-            </w:r>
-          </w:p>
-        </w:tc>
-        <w:tc>
-          <w:tcPr>
-            <w:tcW w:type="dxa" w:w="4320"/>
-          </w:tcPr>
-          <w:p>
-            <w:r>
-              <w:t>2025-04-10</w:t>
-            </w:r>
-          </w:p>
-        </w:tc>
-      </w:tr>
-    </w:tbl>
-    <w:p/>
-    <w:p>
-      <w:pPr>
-        <w:pStyle w:val="Heading2"/>
-      </w:pPr>
-      <w:r>
-        <w:t>Specification</w:t>
+        <w:t>Page 1</w:t>
       </w:r>
     </w:p>
     <w:p>
       <w:r>
-        <w:t>Design Specification: Microservices Event Bus Architecture</w:t>
+        <w:t>Section 1: Knowledge transfer and onboarding. EMP096 contributes to ast emp096 03 through recurring collaboration, clear ownership boundaries, and measurable outcomes. The team captures decisions, open issues, and handoffs so that knowledge remains discoverable for future programs.</w:t>
       </w:r>
     </w:p>
     <w:p>
       <w:r>
-        <w:t>Version: 1.5</w:t>
+        <w:t>Section 2: Department KPI performance. EMP096 contributes to ast emp096 03 through recurring collaboration, clear ownership boundaries, and measurable outcomes. The team captures decisions, open issues, and handoffs so that knowledge remains discoverable for future programs.</w:t>
       </w:r>
     </w:p>
     <w:p>
       <w:r>
-        <w:t>This specification describes the event-driven architecture for the microservices platform. Services communicate via Azure Service Bus topics. Dead-letter queues are monitored with alerting thresholds. Schema registry enforces backward-compatible contract evolution.</w:t>
+        <w:t>Section 3: Operational risk review. EMP096 contributes to ast emp096 03 through recurring collaboration, clear ownership boundaries, and measurable outcomes. The team captures decisions, open issues, and handoffs so that knowledge remains discoverable for future programs.</w:t>
+      </w:r>
+    </w:p>
+    <w:p>
+      <w:r>
+        <w:t>Section 4: Fabric semantic model planning. EMP096 contributes to ast emp096 03 through recurring collaboration, clear ownership boundaries, and measurable outcomes. The team captures decisions, open issues, and handoffs so that knowledge remains discoverable for future programs.</w:t>
+      </w:r>
+    </w:p>
+    <w:p>
+      <w:r>
+        <w:br w:type="page"/>
       </w:r>
     </w:p>
     <w:p>
@@ -149,12 +48,60 @@
         <w:pStyle w:val="Heading2"/>
       </w:pPr>
       <w:r>
-        <w:t>Author Competencies</w:t>
+        <w:t>Page 2</w:t>
       </w:r>
     </w:p>
     <w:p>
       <w:r>
-        <w:t>Synapse, MLOps, Azure AI, TypeScript</w:t>
+        <w:t>Section 1: Fabric semantic model planning. EMP096 contributes to ast emp096 03 through recurring collaboration, clear ownership boundaries, and measurable outcomes. The team captures decisions, open issues, and handoffs so that knowledge remains discoverable for future programs.</w:t>
+      </w:r>
+    </w:p>
+    <w:p>
+      <w:r>
+        <w:t>Section 2: Automation backlog refinement. EMP096 contributes to ast emp096 03 through recurring collaboration, clear ownership boundaries, and measurable outcomes. The team captures decisions, open issues, and handoffs so that knowledge remains discoverable for future programs.</w:t>
+      </w:r>
+    </w:p>
+    <w:p>
+      <w:r>
+        <w:t>Section 3: Customer escalation analysis. EMP096 contributes to ast emp096 03 through recurring collaboration, clear ownership boundaries, and measurable outcomes. The team captures decisions, open issues, and handoffs so that knowledge remains discoverable for future programs.</w:t>
+      </w:r>
+    </w:p>
+    <w:p>
+      <w:r>
+        <w:t>Section 4: Fabric semantic model planning. EMP096 contributes to ast emp096 03 through recurring collaboration, clear ownership boundaries, and measurable outcomes. The team captures decisions, open issues, and handoffs so that knowledge remains discoverable for future programs.</w:t>
+      </w:r>
+    </w:p>
+    <w:p>
+      <w:r>
+        <w:br w:type="page"/>
+      </w:r>
+    </w:p>
+    <w:p>
+      <w:pPr>
+        <w:pStyle w:val="Heading2"/>
+      </w:pPr>
+      <w:r>
+        <w:t>Page 3</w:t>
+      </w:r>
+    </w:p>
+    <w:p>
+      <w:r>
+        <w:t>Section 1: Fabric semantic model planning. EMP096 contributes to ast emp096 03 through recurring collaboration, clear ownership boundaries, and measurable outcomes. The team captures decisions, open issues, and handoffs so that knowledge remains discoverable for future programs.</w:t>
+      </w:r>
+    </w:p>
+    <w:p>
+      <w:r>
+        <w:t>Section 2: Data quality remediation. EMP096 contributes to ast emp096 03 through recurring collaboration, clear ownership boundaries, and measurable outcomes. The team captures decisions, open issues, and handoffs so that knowledge remains discoverable for future programs.</w:t>
+      </w:r>
+    </w:p>
+    <w:p>
+      <w:r>
+        <w:t>Section 3: Automation backlog refinement. EMP096 contributes to ast emp096 03 through recurring collaboration, clear ownership boundaries, and measurable outcomes. The team captures decisions, open issues, and handoffs so that knowledge remains discoverable for future programs.</w:t>
+      </w:r>
+    </w:p>
+    <w:p>
+      <w:r>
+        <w:t>Section 4: Operational risk review. EMP096 contributes to ast emp096 03 through recurring collaboration, clear ownership boundaries, and measurable outcomes. The team captures decisions, open issues, and handoffs so that knowledge remains discoverable for future programs.</w:t>
       </w:r>
     </w:p>
     <w:sectPr>
